--- a/ДЗ6/ДЗ6_отчёт.docx
+++ b/ДЗ6/ДЗ6_отчёт.docx
@@ -2053,6 +2053,68 @@
     </w:p>
     <w:p>
       <w:pPr>
+        <w:keepNext/>
+        <w:spacing w:after="60" w:before="120"/>
+        <w:jc w:val="center"/>
+      </w:pPr>
+      <w:r>
+        <w:drawing>
+          <wp:inline distT="0" distB="0" distL="0" distR="0">
+            <wp:extent cx="5905500" cy="3209925"/>
+            <wp:effectExtent t="0" r="0" b="0" l="0"/>
+            <wp:docPr id="1" name="" descr="" title=""/>
+            <wp:cNvGraphicFramePr>
+              <a:graphicFrameLocks xmlns:a="http://schemas.openxmlformats.org/drawingml/2006/main" noChangeAspect="1"/>
+            </wp:cNvGraphicFramePr>
+            <a:graphic xmlns:a="http://schemas.openxmlformats.org/drawingml/2006/main">
+              <a:graphicData uri="http://schemas.openxmlformats.org/drawingml/2006/picture">
+                <pic:pic xmlns:pic="http://schemas.openxmlformats.org/drawingml/2006/picture">
+                  <pic:nvPicPr>
+                    <pic:cNvPr id="0" name="" descr=""/>
+                    <pic:cNvPicPr>
+                      <a:picLocks noChangeAspect="1" noChangeArrowheads="1"/>
+                    </pic:cNvPicPr>
+                  </pic:nvPicPr>
+                  <pic:blipFill>
+                    <a:blip r:embed="rId9" cstate="none"/>
+                    <a:srcRect/>
+                    <a:stretch>
+                      <a:fillRect/>
+                    </a:stretch>
+                  </pic:blipFill>
+                  <pic:spPr bwMode="auto">
+                    <a:xfrm>
+                      <a:off x="0" y="0"/>
+                      <a:ext cx="5905500" cy="3209925"/>
+                    </a:xfrm>
+                    <a:prstGeom prst="rect">
+                      <a:avLst/>
+                    </a:prstGeom>
+                  </pic:spPr>
+                </pic:pic>
+              </a:graphicData>
+            </a:graphic>
+          </wp:inline>
+        </w:drawing>
+      </w:r>
+    </w:p>
+    <w:p>
+      <w:pPr>
+        <w:spacing w:after="200"/>
+        <w:jc w:val="center"/>
+      </w:pPr>
+      <w:r>
+        <w:rPr>
+          <w:i/>
+          <w:iCs/>
+          <w:sz w:val="24"/>
+          <w:szCs w:val="24"/>
+        </w:rPr>
+        <w:t xml:space="preserve">Рисунок 1 — Запуски GitHub Actions: конвейер, CodeQL и ежечасная проверка доступности</w:t>
+      </w:r>
+    </w:p>
+    <w:p>
+      <w:pPr>
         <w:spacing w:after="120" w:line="300"/>
         <w:ind w:firstLine="709"/>
         <w:jc w:val="both"/>
@@ -3487,7 +3549,7 @@
                     </pic:cNvPicPr>
                   </pic:nvPicPr>
                   <pic:blipFill>
-                    <a:blip r:embed="rId9" cstate="none"/>
+                    <a:blip r:embed="rId10" cstate="none"/>
                     <a:srcRect/>
                     <a:stretch>
                       <a:fillRect/>
@@ -3521,7 +3583,7 @@
           <w:sz w:val="24"/>
           <w:szCs w:val="24"/>
         </w:rPr>
-        <w:t xml:space="preserve">Рисунок 1 — Проверка на ПК (Windows): форматирование, линтер, типы, тесты и сборка прошли</w:t>
+        <w:t xml:space="preserve">Рисунок 2 — Проверка на ПК (Windows): форматирование, линтер, типы, тесты и сборка прошли</w:t>
       </w:r>
     </w:p>
     <w:p>
@@ -4559,7 +4621,7 @@
                     </pic:cNvPicPr>
                   </pic:nvPicPr>
                   <pic:blipFill>
-                    <a:blip r:embed="rId10" cstate="none"/>
+                    <a:blip r:embed="rId11" cstate="none"/>
                     <a:srcRect/>
                     <a:stretch>
                       <a:fillRect/>
@@ -4593,7 +4655,7 @@
           <w:sz w:val="24"/>
           <w:szCs w:val="24"/>
         </w:rPr>
-        <w:t xml:space="preserve">Рисунок 2 — Независимый AI-аудит на ПК: claude -p в режиме только чтения, оценка 7/10</w:t>
+        <w:t xml:space="preserve">Рисунок 3 — Независимый AI-аудит на ПК: claude -p в режиме только чтения, оценка 7/10</w:t>
       </w:r>
     </w:p>
     <w:p>
@@ -6410,652 +6472,6 @@
     </w:p>
     <w:p>
       <w:pPr>
-        <w:pStyle w:val="Heading2"/>
-        <w:keepNext/>
-      </w:pPr>
-      <w:r>
-        <w:t xml:space="preserve">3.5. Вход через Google — OAuth 2.0 (Шаг 3)</w:t>
-      </w:r>
-    </w:p>
-    <w:p>
-      <w:pPr>
-        <w:spacing w:after="120" w:line="300"/>
-        <w:ind w:firstLine="709"/>
-        <w:jc w:val="both"/>
-      </w:pPr>
-      <w:r>
-        <w:t xml:space="preserve">Backend-часть OAuth выполняет Supabase Auth: хранит Client Secret, меняет код Google на профиль и выдаёт сессию. В браузере используется PKCE: одноразовый </w:t>
-      </w:r>
-      <w:r>
-        <w:rPr>
-          <w:rFonts w:ascii="Consolas" w:cs="Consolas" w:eastAsia="Consolas" w:hAnsi="Consolas"/>
-          <w:sz w:val="23"/>
-          <w:szCs w:val="23"/>
-        </w:rPr>
-        <w:t xml:space="preserve">code</w:t>
-      </w:r>
-      <w:r>
-        <w:t xml:space="preserve"> бесполезен без </w:t>
-      </w:r>
-      <w:r>
-        <w:rPr>
-          <w:rFonts w:ascii="Consolas" w:cs="Consolas" w:eastAsia="Consolas" w:hAnsi="Consolas"/>
-          <w:sz w:val="23"/>
-          <w:szCs w:val="23"/>
-        </w:rPr>
-        <w:t xml:space="preserve">code_verifier</w:t>
-      </w:r>
-      <w:r>
-        <w:t xml:space="preserve">, который знает только браузер, начавший вход. Своего сервера для OAuth не нужно, секрет не попадает ни в код, ни в репозиторий.</w:t>
-      </w:r>
-    </w:p>
-    <w:p>
-      <w:pPr>
-        <w:keepNext/>
-        <w:spacing w:after="60" w:before="200"/>
-      </w:pPr>
-      <w:r>
-        <w:rPr>
-          <w:i/>
-          <w:iCs/>
-          <w:sz w:val="24"/>
-          <w:szCs w:val="24"/>
-        </w:rPr>
-        <w:t xml:space="preserve">Таблица 8 — Настройка OAuth</w:t>
-      </w:r>
-    </w:p>
-    <w:tbl>
-      <w:tblPr>
-        <w:tblW w:type="dxa" w:w="9354"/>
-        <w:tblBorders>
-          <w:top w:val="single" w:color="auto" w:sz="4"/>
-          <w:left w:val="single" w:color="auto" w:sz="4"/>
-          <w:bottom w:val="single" w:color="auto" w:sz="4"/>
-          <w:right w:val="single" w:color="auto" w:sz="4"/>
-          <w:insideH w:val="single" w:color="auto" w:sz="4"/>
-          <w:insideV w:val="single" w:color="auto" w:sz="4"/>
-        </w:tblBorders>
-        <w:tblLayout w:type="fixed"/>
-      </w:tblPr>
-      <w:tblGrid>
-        <w:gridCol w:w="2551"/>
-        <w:gridCol w:w="6803"/>
-      </w:tblGrid>
-      <w:tr>
-        <w:trPr>
-          <w:cantSplit/>
-          <w:tblHeader/>
-        </w:trPr>
-        <w:tc>
-          <w:tcPr>
-            <w:tcW w:type="dxa" w:w="2551"/>
-            <w:tcBorders>
-              <w:top w:val="single" w:color="9AA3B2" w:sz="4"/>
-              <w:left w:val="single" w:color="9AA3B2" w:sz="4"/>
-              <w:bottom w:val="single" w:color="9AA3B2" w:sz="4"/>
-              <w:right w:val="single" w:color="9AA3B2" w:sz="4"/>
-            </w:tcBorders>
-            <w:shd w:fill="DCE6F2" w:color="auto" w:val="clear"/>
-            <w:tcMar>
-              <w:top w:type="dxa" w:w="50"/>
-              <w:left w:type="dxa" w:w="90"/>
-              <w:bottom w:type="dxa" w:w="50"/>
-              <w:right w:type="dxa" w:w="90"/>
-            </w:tcMar>
-          </w:tcPr>
-          <w:p>
-            <w:pPr>
-              <w:spacing w:after="0" w:line="252"/>
-            </w:pPr>
-            <w:r>
-              <w:rPr>
-                <w:b/>
-                <w:bCs/>
-                <w:sz w:val="22"/>
-                <w:szCs w:val="22"/>
-              </w:rPr>
-              <w:t xml:space="preserve">Где</w:t>
-            </w:r>
-          </w:p>
-        </w:tc>
-        <w:tc>
-          <w:tcPr>
-            <w:tcW w:type="dxa" w:w="6803"/>
-            <w:tcBorders>
-              <w:top w:val="single" w:color="9AA3B2" w:sz="4"/>
-              <w:left w:val="single" w:color="9AA3B2" w:sz="4"/>
-              <w:bottom w:val="single" w:color="9AA3B2" w:sz="4"/>
-              <w:right w:val="single" w:color="9AA3B2" w:sz="4"/>
-            </w:tcBorders>
-            <w:shd w:fill="DCE6F2" w:color="auto" w:val="clear"/>
-            <w:tcMar>
-              <w:top w:type="dxa" w:w="50"/>
-              <w:left w:type="dxa" w:w="90"/>
-              <w:bottom w:type="dxa" w:w="50"/>
-              <w:right w:type="dxa" w:w="90"/>
-            </w:tcMar>
-          </w:tcPr>
-          <w:p>
-            <w:pPr>
-              <w:spacing w:after="0" w:line="252"/>
-            </w:pPr>
-            <w:r>
-              <w:rPr>
-                <w:b/>
-                <w:bCs/>
-                <w:sz w:val="22"/>
-                <w:szCs w:val="22"/>
-              </w:rPr>
-              <w:t xml:space="preserve">Что сделано</w:t>
-            </w:r>
-          </w:p>
-        </w:tc>
-      </w:tr>
-      <w:tr>
-        <w:trPr>
-          <w:cantSplit/>
-        </w:trPr>
-        <w:tc>
-          <w:tcPr>
-            <w:tcW w:type="dxa" w:w="2551"/>
-            <w:tcBorders>
-              <w:top w:val="single" w:color="9AA3B2" w:sz="4"/>
-              <w:left w:val="single" w:color="9AA3B2" w:sz="4"/>
-              <w:bottom w:val="single" w:color="9AA3B2" w:sz="4"/>
-              <w:right w:val="single" w:color="9AA3B2" w:sz="4"/>
-            </w:tcBorders>
-            <w:tcMar>
-              <w:top w:type="dxa" w:w="50"/>
-              <w:left w:type="dxa" w:w="90"/>
-              <w:bottom w:type="dxa" w:w="50"/>
-              <w:right w:type="dxa" w:w="90"/>
-            </w:tcMar>
-          </w:tcPr>
-          <w:p>
-            <w:pPr>
-              <w:spacing w:after="0" w:line="252"/>
-            </w:pPr>
-            <w:r>
-              <w:rPr>
-                <w:sz w:val="22"/>
-                <w:szCs w:val="22"/>
-              </w:rPr>
-              <w:t xml:space="preserve">Google Cloud</w:t>
-            </w:r>
-          </w:p>
-        </w:tc>
-        <w:tc>
-          <w:tcPr>
-            <w:tcW w:type="dxa" w:w="6803"/>
-            <w:tcBorders>
-              <w:top w:val="single" w:color="9AA3B2" w:sz="4"/>
-              <w:left w:val="single" w:color="9AA3B2" w:sz="4"/>
-              <w:bottom w:val="single" w:color="9AA3B2" w:sz="4"/>
-              <w:right w:val="single" w:color="9AA3B2" w:sz="4"/>
-            </w:tcBorders>
-            <w:tcMar>
-              <w:top w:type="dxa" w:w="50"/>
-              <w:left w:type="dxa" w:w="90"/>
-              <w:bottom w:type="dxa" w:w="50"/>
-              <w:right w:type="dxa" w:w="90"/>
-            </w:tcMar>
-          </w:tcPr>
-          <w:p>
-            <w:pPr>
-              <w:spacing w:after="0" w:line="252"/>
-            </w:pPr>
-            <w:r>
-              <w:rPr>
-                <w:sz w:val="22"/>
-                <w:szCs w:val="22"/>
-              </w:rPr>
-              <w:t xml:space="preserve">проект </w:t>
-            </w:r>
-            <w:r>
-              <w:rPr>
-                <w:rFonts w:ascii="Consolas" w:cs="Consolas" w:eastAsia="Consolas" w:hAnsi="Consolas"/>
-                <w:sz w:val="19"/>
-                <w:szCs w:val="19"/>
-              </w:rPr>
-              <w:t xml:space="preserve">poravnu</w:t>
-            </w:r>
-            <w:r>
-              <w:rPr>
-                <w:sz w:val="22"/>
-                <w:szCs w:val="22"/>
-              </w:rPr>
-              <w:t xml:space="preserve">; экран согласия (External); домашняя страница и политика конфиденциальности; домены </w:t>
-            </w:r>
-            <w:r>
-              <w:rPr>
-                <w:rFonts w:ascii="Consolas" w:cs="Consolas" w:eastAsia="Consolas" w:hAnsi="Consolas"/>
-                <w:sz w:val="19"/>
-                <w:szCs w:val="19"/>
-              </w:rPr>
-              <w:t xml:space="preserve">poravnu.vercel.app</w:t>
-            </w:r>
-            <w:r>
-              <w:rPr>
-                <w:sz w:val="22"/>
-                <w:szCs w:val="22"/>
-              </w:rPr>
-              <w:t xml:space="preserve"> и Supabase</w:t>
-            </w:r>
-          </w:p>
-        </w:tc>
-      </w:tr>
-      <w:tr>
-        <w:trPr>
-          <w:cantSplit/>
-        </w:trPr>
-        <w:tc>
-          <w:tcPr>
-            <w:tcW w:type="dxa" w:w="2551"/>
-            <w:tcBorders>
-              <w:top w:val="single" w:color="9AA3B2" w:sz="4"/>
-              <w:left w:val="single" w:color="9AA3B2" w:sz="4"/>
-              <w:bottom w:val="single" w:color="9AA3B2" w:sz="4"/>
-              <w:right w:val="single" w:color="9AA3B2" w:sz="4"/>
-            </w:tcBorders>
-            <w:tcMar>
-              <w:top w:type="dxa" w:w="50"/>
-              <w:left w:type="dxa" w:w="90"/>
-              <w:bottom w:type="dxa" w:w="50"/>
-              <w:right w:type="dxa" w:w="90"/>
-            </w:tcMar>
-          </w:tcPr>
-          <w:p>
-            <w:pPr>
-              <w:spacing w:after="0" w:line="252"/>
-            </w:pPr>
-            <w:r>
-              <w:rPr>
-                <w:sz w:val="22"/>
-                <w:szCs w:val="22"/>
-              </w:rPr>
-              <w:t xml:space="preserve">Google Cloud → Clients</w:t>
-            </w:r>
-          </w:p>
-        </w:tc>
-        <w:tc>
-          <w:tcPr>
-            <w:tcW w:type="dxa" w:w="6803"/>
-            <w:tcBorders>
-              <w:top w:val="single" w:color="9AA3B2" w:sz="4"/>
-              <w:left w:val="single" w:color="9AA3B2" w:sz="4"/>
-              <w:bottom w:val="single" w:color="9AA3B2" w:sz="4"/>
-              <w:right w:val="single" w:color="9AA3B2" w:sz="4"/>
-            </w:tcBorders>
-            <w:tcMar>
-              <w:top w:type="dxa" w:w="50"/>
-              <w:left w:type="dxa" w:w="90"/>
-              <w:bottom w:type="dxa" w:w="50"/>
-              <w:right w:type="dxa" w:w="90"/>
-            </w:tcMar>
-          </w:tcPr>
-          <w:p>
-            <w:pPr>
-              <w:spacing w:after="0" w:line="252"/>
-            </w:pPr>
-            <w:r>
-              <w:rPr>
-                <w:sz w:val="22"/>
-                <w:szCs w:val="22"/>
-              </w:rPr>
-              <w:t xml:space="preserve">Web application; origin </w:t>
-            </w:r>
-            <w:r>
-              <w:rPr>
-                <w:rFonts w:ascii="Consolas" w:cs="Consolas" w:eastAsia="Consolas" w:hAnsi="Consolas"/>
-                <w:sz w:val="19"/>
-                <w:szCs w:val="19"/>
-              </w:rPr>
-              <w:t xml:space="preserve">https://poravnu.vercel.app</w:t>
-            </w:r>
-            <w:r>
-              <w:rPr>
-                <w:sz w:val="22"/>
-                <w:szCs w:val="22"/>
-              </w:rPr>
-              <w:t xml:space="preserve">; redirect URI </w:t>
-            </w:r>
-            <w:r>
-              <w:rPr>
-                <w:rFonts w:ascii="Consolas" w:cs="Consolas" w:eastAsia="Consolas" w:hAnsi="Consolas"/>
-                <w:sz w:val="19"/>
-                <w:szCs w:val="19"/>
-              </w:rPr>
-              <w:t xml:space="preserve">https://…supabase.co/auth/v1/callback</w:t>
-            </w:r>
-          </w:p>
-        </w:tc>
-      </w:tr>
-      <w:tr>
-        <w:trPr>
-          <w:cantSplit/>
-        </w:trPr>
-        <w:tc>
-          <w:tcPr>
-            <w:tcW w:type="dxa" w:w="2551"/>
-            <w:tcBorders>
-              <w:top w:val="single" w:color="9AA3B2" w:sz="4"/>
-              <w:left w:val="single" w:color="9AA3B2" w:sz="4"/>
-              <w:bottom w:val="single" w:color="9AA3B2" w:sz="4"/>
-              <w:right w:val="single" w:color="9AA3B2" w:sz="4"/>
-            </w:tcBorders>
-            <w:tcMar>
-              <w:top w:type="dxa" w:w="50"/>
-              <w:left w:type="dxa" w:w="90"/>
-              <w:bottom w:type="dxa" w:w="50"/>
-              <w:right w:type="dxa" w:w="90"/>
-            </w:tcMar>
-          </w:tcPr>
-          <w:p>
-            <w:pPr>
-              <w:spacing w:after="0" w:line="252"/>
-            </w:pPr>
-            <w:r>
-              <w:rPr>
-                <w:sz w:val="22"/>
-                <w:szCs w:val="22"/>
-              </w:rPr>
-              <w:t xml:space="preserve">Google Cloud → Audience</w:t>
-            </w:r>
-          </w:p>
-        </w:tc>
-        <w:tc>
-          <w:tcPr>
-            <w:tcW w:type="dxa" w:w="6803"/>
-            <w:tcBorders>
-              <w:top w:val="single" w:color="9AA3B2" w:sz="4"/>
-              <w:left w:val="single" w:color="9AA3B2" w:sz="4"/>
-              <w:bottom w:val="single" w:color="9AA3B2" w:sz="4"/>
-              <w:right w:val="single" w:color="9AA3B2" w:sz="4"/>
-            </w:tcBorders>
-            <w:tcMar>
-              <w:top w:type="dxa" w:w="50"/>
-              <w:left w:type="dxa" w:w="90"/>
-              <w:bottom w:type="dxa" w:w="50"/>
-              <w:right w:type="dxa" w:w="90"/>
-            </w:tcMar>
-          </w:tcPr>
-          <w:p>
-            <w:pPr>
-              <w:spacing w:after="0" w:line="252"/>
-            </w:pPr>
-            <w:r>
-              <w:rPr>
-                <w:sz w:val="22"/>
-                <w:szCs w:val="22"/>
-              </w:rPr>
-              <w:t xml:space="preserve">приложение опубликовано (In production) — войти может любой</w:t>
-            </w:r>
-          </w:p>
-        </w:tc>
-      </w:tr>
-      <w:tr>
-        <w:trPr>
-          <w:cantSplit/>
-        </w:trPr>
-        <w:tc>
-          <w:tcPr>
-            <w:tcW w:type="dxa" w:w="2551"/>
-            <w:tcBorders>
-              <w:top w:val="single" w:color="9AA3B2" w:sz="4"/>
-              <w:left w:val="single" w:color="9AA3B2" w:sz="4"/>
-              <w:bottom w:val="single" w:color="9AA3B2" w:sz="4"/>
-              <w:right w:val="single" w:color="9AA3B2" w:sz="4"/>
-            </w:tcBorders>
-            <w:tcMar>
-              <w:top w:type="dxa" w:w="50"/>
-              <w:left w:type="dxa" w:w="90"/>
-              <w:bottom w:type="dxa" w:w="50"/>
-              <w:right w:type="dxa" w:w="90"/>
-            </w:tcMar>
-          </w:tcPr>
-          <w:p>
-            <w:pPr>
-              <w:spacing w:after="0" w:line="252"/>
-            </w:pPr>
-            <w:r>
-              <w:rPr>
-                <w:sz w:val="22"/>
-                <w:szCs w:val="22"/>
-              </w:rPr>
-              <w:t xml:space="preserve">Supabase → Providers</w:t>
-            </w:r>
-          </w:p>
-        </w:tc>
-        <w:tc>
-          <w:tcPr>
-            <w:tcW w:type="dxa" w:w="6803"/>
-            <w:tcBorders>
-              <w:top w:val="single" w:color="9AA3B2" w:sz="4"/>
-              <w:left w:val="single" w:color="9AA3B2" w:sz="4"/>
-              <w:bottom w:val="single" w:color="9AA3B2" w:sz="4"/>
-              <w:right w:val="single" w:color="9AA3B2" w:sz="4"/>
-            </w:tcBorders>
-            <w:tcMar>
-              <w:top w:type="dxa" w:w="50"/>
-              <w:left w:type="dxa" w:w="90"/>
-              <w:bottom w:type="dxa" w:w="50"/>
-              <w:right w:type="dxa" w:w="90"/>
-            </w:tcMar>
-          </w:tcPr>
-          <w:p>
-            <w:pPr>
-              <w:spacing w:after="0" w:line="252"/>
-            </w:pPr>
-            <w:r>
-              <w:rPr>
-                <w:sz w:val="22"/>
-                <w:szCs w:val="22"/>
-              </w:rPr>
-              <w:t xml:space="preserve">Google включён, Client ID и Client Secret</w:t>
-            </w:r>
-          </w:p>
-        </w:tc>
-      </w:tr>
-      <w:tr>
-        <w:trPr>
-          <w:cantSplit/>
-        </w:trPr>
-        <w:tc>
-          <w:tcPr>
-            <w:tcW w:type="dxa" w:w="2551"/>
-            <w:tcBorders>
-              <w:top w:val="single" w:color="9AA3B2" w:sz="4"/>
-              <w:left w:val="single" w:color="9AA3B2" w:sz="4"/>
-              <w:bottom w:val="single" w:color="9AA3B2" w:sz="4"/>
-              <w:right w:val="single" w:color="9AA3B2" w:sz="4"/>
-            </w:tcBorders>
-            <w:tcMar>
-              <w:top w:type="dxa" w:w="50"/>
-              <w:left w:type="dxa" w:w="90"/>
-              <w:bottom w:type="dxa" w:w="50"/>
-              <w:right w:type="dxa" w:w="90"/>
-            </w:tcMar>
-          </w:tcPr>
-          <w:p>
-            <w:pPr>
-              <w:spacing w:after="0" w:line="252"/>
-            </w:pPr>
-            <w:r>
-              <w:rPr>
-                <w:sz w:val="22"/>
-                <w:szCs w:val="22"/>
-              </w:rPr>
-              <w:t xml:space="preserve">Supabase → URL Configuration</w:t>
-            </w:r>
-          </w:p>
-        </w:tc>
-        <w:tc>
-          <w:tcPr>
-            <w:tcW w:type="dxa" w:w="6803"/>
-            <w:tcBorders>
-              <w:top w:val="single" w:color="9AA3B2" w:sz="4"/>
-              <w:left w:val="single" w:color="9AA3B2" w:sz="4"/>
-              <w:bottom w:val="single" w:color="9AA3B2" w:sz="4"/>
-              <w:right w:val="single" w:color="9AA3B2" w:sz="4"/>
-            </w:tcBorders>
-            <w:tcMar>
-              <w:top w:type="dxa" w:w="50"/>
-              <w:left w:type="dxa" w:w="90"/>
-              <w:bottom w:type="dxa" w:w="50"/>
-              <w:right w:type="dxa" w:w="90"/>
-            </w:tcMar>
-          </w:tcPr>
-          <w:p>
-            <w:pPr>
-              <w:spacing w:after="0" w:line="252"/>
-            </w:pPr>
-            <w:r>
-              <w:rPr>
-                <w:sz w:val="22"/>
-                <w:szCs w:val="22"/>
-              </w:rPr>
-              <w:t xml:space="preserve">Site URL и Redirect URLs сайта</w:t>
-            </w:r>
-          </w:p>
-        </w:tc>
-      </w:tr>
-      <w:tr>
-        <w:trPr>
-          <w:cantSplit/>
-        </w:trPr>
-        <w:tc>
-          <w:tcPr>
-            <w:tcW w:type="dxa" w:w="2551"/>
-            <w:tcBorders>
-              <w:top w:val="single" w:color="9AA3B2" w:sz="4"/>
-              <w:left w:val="single" w:color="9AA3B2" w:sz="4"/>
-              <w:bottom w:val="single" w:color="9AA3B2" w:sz="4"/>
-              <w:right w:val="single" w:color="9AA3B2" w:sz="4"/>
-            </w:tcBorders>
-            <w:tcMar>
-              <w:top w:type="dxa" w:w="50"/>
-              <w:left w:type="dxa" w:w="90"/>
-              <w:bottom w:type="dxa" w:w="50"/>
-              <w:right w:type="dxa" w:w="90"/>
-            </w:tcMar>
-          </w:tcPr>
-          <w:p>
-            <w:pPr>
-              <w:spacing w:after="0" w:line="252"/>
-            </w:pPr>
-            <w:r>
-              <w:rPr>
-                <w:sz w:val="22"/>
-                <w:szCs w:val="22"/>
-              </w:rPr>
-              <w:t xml:space="preserve">Код</w:t>
-            </w:r>
-          </w:p>
-        </w:tc>
-        <w:tc>
-          <w:tcPr>
-            <w:tcW w:type="dxa" w:w="6803"/>
-            <w:tcBorders>
-              <w:top w:val="single" w:color="9AA3B2" w:sz="4"/>
-              <w:left w:val="single" w:color="9AA3B2" w:sz="4"/>
-              <w:bottom w:val="single" w:color="9AA3B2" w:sz="4"/>
-              <w:right w:val="single" w:color="9AA3B2" w:sz="4"/>
-            </w:tcBorders>
-            <w:tcMar>
-              <w:top w:type="dxa" w:w="50"/>
-              <w:left w:type="dxa" w:w="90"/>
-              <w:bottom w:type="dxa" w:w="50"/>
-              <w:right w:type="dxa" w:w="90"/>
-            </w:tcMar>
-          </w:tcPr>
-          <w:p>
-            <w:pPr>
-              <w:spacing w:after="0" w:line="252"/>
-            </w:pPr>
-            <w:r>
-              <w:rPr>
-                <w:sz w:val="22"/>
-                <w:szCs w:val="22"/>
-              </w:rPr>
-              <w:t xml:space="preserve">кнопка появляется сама по настройкам </w:t>
-            </w:r>
-            <w:r>
-              <w:rPr>
-                <w:rFonts w:ascii="Consolas" w:cs="Consolas" w:eastAsia="Consolas" w:hAnsi="Consolas"/>
-                <w:sz w:val="19"/>
-                <w:szCs w:val="19"/>
-              </w:rPr>
-              <w:t xml:space="preserve">/auth/v1/settings</w:t>
-            </w:r>
-            <w:r>
-              <w:rPr>
-                <w:sz w:val="22"/>
-                <w:szCs w:val="22"/>
-              </w:rPr>
-              <w:t xml:space="preserve">; страница возврата </w:t>
-            </w:r>
-            <w:r>
-              <w:rPr>
-                <w:rFonts w:ascii="Consolas" w:cs="Consolas" w:eastAsia="Consolas" w:hAnsi="Consolas"/>
-                <w:sz w:val="19"/>
-                <w:szCs w:val="19"/>
-              </w:rPr>
-              <w:t xml:space="preserve">/auth/callback</w:t>
-            </w:r>
-            <w:r>
-              <w:rPr>
-                <w:sz w:val="22"/>
-                <w:szCs w:val="22"/>
-              </w:rPr>
-              <w:t xml:space="preserve">; </w:t>
-            </w:r>
-            <w:r>
-              <w:rPr>
-                <w:rFonts w:ascii="Consolas" w:cs="Consolas" w:eastAsia="Consolas" w:hAnsi="Consolas"/>
-                <w:sz w:val="19"/>
-                <w:szCs w:val="19"/>
-              </w:rPr>
-              <w:t xml:space="preserve">safeNext</w:t>
-            </w:r>
-            <w:r>
-              <w:rPr>
-                <w:sz w:val="22"/>
-                <w:szCs w:val="22"/>
-              </w:rPr>
-              <w:t xml:space="preserve"> для адреса возврата</w:t>
-            </w:r>
-          </w:p>
-        </w:tc>
-      </w:tr>
-    </w:tbl>
-    <w:p>
-      <w:pPr>
-        <w:spacing w:after="160"/>
-      </w:pPr>
-    </w:p>
-    <w:p>
-      <w:pPr>
-        <w:spacing w:after="120" w:line="300"/>
-        <w:ind w:firstLine="709"/>
-        <w:jc w:val="both"/>
-      </w:pPr>
-      <w:r>
-        <w:t xml:space="preserve">Публикация в Google сначала была недоступна: требовалась ссылка на политику конфиденциальности, которой на сайте не было. Агент сделал страницу </w:t>
-      </w:r>
-      <w:r>
-        <w:rPr>
-          <w:rFonts w:ascii="Consolas" w:cs="Consolas" w:eastAsia="Consolas" w:hAnsi="Consolas"/>
-          <w:sz w:val="23"/>
-          <w:szCs w:val="23"/>
-        </w:rPr>
-        <w:t xml:space="preserve">/privacy</w:t>
-      </w:r>
-      <w:r>
-        <w:t xml:space="preserve"> — она описывает, какие данные хранятся и куда передаются, и одновременно закрывает требование 152-ФЗ.</w:t>
-      </w:r>
-    </w:p>
-    <w:p>
-      <w:pPr>
         <w:keepNext/>
         <w:spacing w:after="60" w:before="120"/>
         <w:jc w:val="center"/>
@@ -7063,69 +6479,7 @@
       <w:r>
         <w:drawing>
           <wp:inline distT="0" distB="0" distL="0" distR="0">
-            <wp:extent cx="5905500" cy="2667000"/>
-            <wp:effectExtent t="0" r="0" b="0" l="0"/>
-            <wp:docPr id="1" name="" descr="" title=""/>
-            <wp:cNvGraphicFramePr>
-              <a:graphicFrameLocks xmlns:a="http://schemas.openxmlformats.org/drawingml/2006/main" noChangeAspect="1"/>
-            </wp:cNvGraphicFramePr>
-            <a:graphic xmlns:a="http://schemas.openxmlformats.org/drawingml/2006/main">
-              <a:graphicData uri="http://schemas.openxmlformats.org/drawingml/2006/picture">
-                <pic:pic xmlns:pic="http://schemas.openxmlformats.org/drawingml/2006/picture">
-                  <pic:nvPicPr>
-                    <pic:cNvPr id="0" name="" descr=""/>
-                    <pic:cNvPicPr>
-                      <a:picLocks noChangeAspect="1" noChangeArrowheads="1"/>
-                    </pic:cNvPicPr>
-                  </pic:nvPicPr>
-                  <pic:blipFill>
-                    <a:blip r:embed="rId11" cstate="none"/>
-                    <a:srcRect/>
-                    <a:stretch>
-                      <a:fillRect/>
-                    </a:stretch>
-                  </pic:blipFill>
-                  <pic:spPr bwMode="auto">
-                    <a:xfrm>
-                      <a:off x="0" y="0"/>
-                      <a:ext cx="5905500" cy="2667000"/>
-                    </a:xfrm>
-                    <a:prstGeom prst="rect">
-                      <a:avLst/>
-                    </a:prstGeom>
-                  </pic:spPr>
-                </pic:pic>
-              </a:graphicData>
-            </a:graphic>
-          </wp:inline>
-        </w:drawing>
-      </w:r>
-    </w:p>
-    <w:p>
-      <w:pPr>
-        <w:spacing w:after="200"/>
-        <w:jc w:val="center"/>
-      </w:pPr>
-      <w:r>
-        <w:rPr>
-          <w:i/>
-          <w:iCs/>
-          <w:sz w:val="24"/>
-          <w:szCs w:val="24"/>
-        </w:rPr>
-        <w:t xml:space="preserve">Рисунок 3 — Страница входа с кнопкой «Войти через Google»</w:t>
-      </w:r>
-    </w:p>
-    <w:p>
-      <w:pPr>
-        <w:keepNext/>
-        <w:spacing w:after="60" w:before="120"/>
-        <w:jc w:val="center"/>
-      </w:pPr>
-      <w:r>
-        <w:drawing>
-          <wp:inline distT="0" distB="0" distL="0" distR="0">
-            <wp:extent cx="5905500" cy="2733675"/>
+            <wp:extent cx="5905500" cy="2495550"/>
             <wp:effectExtent t="0" r="0" b="0" l="0"/>
             <wp:docPr id="1" name="" descr="" title=""/>
             <wp:cNvGraphicFramePr>
@@ -7150,7 +6504,7 @@
                   <pic:spPr bwMode="auto">
                     <a:xfrm>
                       <a:off x="0" y="0"/>
-                      <a:ext cx="5905500" cy="2733675"/>
+                      <a:ext cx="5905500" cy="2495550"/>
                     </a:xfrm>
                     <a:prstGeom prst="rect">
                       <a:avLst/>
@@ -7175,7 +6529,653 @@
           <w:sz w:val="24"/>
           <w:szCs w:val="24"/>
         </w:rPr>
-        <w:t xml:space="preserve">Рисунок 4 — После входа через Google: имя пользователя из Google-аккаунта в шапке, страница политики</w:t>
+        <w:t xml:space="preserve">Рисунок 4 — Pull request от Dependabot: безопасные обновления влиты, ломающие закрыты</w:t>
+      </w:r>
+    </w:p>
+    <w:p>
+      <w:pPr>
+        <w:pStyle w:val="Heading2"/>
+        <w:keepNext/>
+      </w:pPr>
+      <w:r>
+        <w:t xml:space="preserve">3.5. Вход через Google — OAuth 2.0 (Шаг 3)</w:t>
+      </w:r>
+    </w:p>
+    <w:p>
+      <w:pPr>
+        <w:spacing w:after="120" w:line="300"/>
+        <w:ind w:firstLine="709"/>
+        <w:jc w:val="both"/>
+      </w:pPr>
+      <w:r>
+        <w:t xml:space="preserve">Backend-часть OAuth выполняет Supabase Auth: хранит Client Secret, меняет код Google на профиль и выдаёт сессию. В браузере используется PKCE: одноразовый </w:t>
+      </w:r>
+      <w:r>
+        <w:rPr>
+          <w:rFonts w:ascii="Consolas" w:cs="Consolas" w:eastAsia="Consolas" w:hAnsi="Consolas"/>
+          <w:sz w:val="23"/>
+          <w:szCs w:val="23"/>
+        </w:rPr>
+        <w:t xml:space="preserve">code</w:t>
+      </w:r>
+      <w:r>
+        <w:t xml:space="preserve"> бесполезен без </w:t>
+      </w:r>
+      <w:r>
+        <w:rPr>
+          <w:rFonts w:ascii="Consolas" w:cs="Consolas" w:eastAsia="Consolas" w:hAnsi="Consolas"/>
+          <w:sz w:val="23"/>
+          <w:szCs w:val="23"/>
+        </w:rPr>
+        <w:t xml:space="preserve">code_verifier</w:t>
+      </w:r>
+      <w:r>
+        <w:t xml:space="preserve">, который знает только браузер, начавший вход. Своего сервера для OAuth не нужно, секрет не попадает ни в код, ни в репозиторий.</w:t>
+      </w:r>
+    </w:p>
+    <w:p>
+      <w:pPr>
+        <w:keepNext/>
+        <w:spacing w:after="60" w:before="200"/>
+      </w:pPr>
+      <w:r>
+        <w:rPr>
+          <w:i/>
+          <w:iCs/>
+          <w:sz w:val="24"/>
+          <w:szCs w:val="24"/>
+        </w:rPr>
+        <w:t xml:space="preserve">Таблица 8 — Настройка OAuth</w:t>
+      </w:r>
+    </w:p>
+    <w:tbl>
+      <w:tblPr>
+        <w:tblW w:type="dxa" w:w="9354"/>
+        <w:tblBorders>
+          <w:top w:val="single" w:color="auto" w:sz="4"/>
+          <w:left w:val="single" w:color="auto" w:sz="4"/>
+          <w:bottom w:val="single" w:color="auto" w:sz="4"/>
+          <w:right w:val="single" w:color="auto" w:sz="4"/>
+          <w:insideH w:val="single" w:color="auto" w:sz="4"/>
+          <w:insideV w:val="single" w:color="auto" w:sz="4"/>
+        </w:tblBorders>
+        <w:tblLayout w:type="fixed"/>
+      </w:tblPr>
+      <w:tblGrid>
+        <w:gridCol w:w="2551"/>
+        <w:gridCol w:w="6803"/>
+      </w:tblGrid>
+      <w:tr>
+        <w:trPr>
+          <w:cantSplit/>
+          <w:tblHeader/>
+        </w:trPr>
+        <w:tc>
+          <w:tcPr>
+            <w:tcW w:type="dxa" w:w="2551"/>
+            <w:tcBorders>
+              <w:top w:val="single" w:color="9AA3B2" w:sz="4"/>
+              <w:left w:val="single" w:color="9AA3B2" w:sz="4"/>
+              <w:bottom w:val="single" w:color="9AA3B2" w:sz="4"/>
+              <w:right w:val="single" w:color="9AA3B2" w:sz="4"/>
+            </w:tcBorders>
+            <w:shd w:fill="DCE6F2" w:color="auto" w:val="clear"/>
+            <w:tcMar>
+              <w:top w:type="dxa" w:w="50"/>
+              <w:left w:type="dxa" w:w="90"/>
+              <w:bottom w:type="dxa" w:w="50"/>
+              <w:right w:type="dxa" w:w="90"/>
+            </w:tcMar>
+          </w:tcPr>
+          <w:p>
+            <w:pPr>
+              <w:spacing w:after="0" w:line="252"/>
+            </w:pPr>
+            <w:r>
+              <w:rPr>
+                <w:b/>
+                <w:bCs/>
+                <w:sz w:val="22"/>
+                <w:szCs w:val="22"/>
+              </w:rPr>
+              <w:t xml:space="preserve">Где</w:t>
+            </w:r>
+          </w:p>
+        </w:tc>
+        <w:tc>
+          <w:tcPr>
+            <w:tcW w:type="dxa" w:w="6803"/>
+            <w:tcBorders>
+              <w:top w:val="single" w:color="9AA3B2" w:sz="4"/>
+              <w:left w:val="single" w:color="9AA3B2" w:sz="4"/>
+              <w:bottom w:val="single" w:color="9AA3B2" w:sz="4"/>
+              <w:right w:val="single" w:color="9AA3B2" w:sz="4"/>
+            </w:tcBorders>
+            <w:shd w:fill="DCE6F2" w:color="auto" w:val="clear"/>
+            <w:tcMar>
+              <w:top w:type="dxa" w:w="50"/>
+              <w:left w:type="dxa" w:w="90"/>
+              <w:bottom w:type="dxa" w:w="50"/>
+              <w:right w:type="dxa" w:w="90"/>
+            </w:tcMar>
+          </w:tcPr>
+          <w:p>
+            <w:pPr>
+              <w:spacing w:after="0" w:line="252"/>
+            </w:pPr>
+            <w:r>
+              <w:rPr>
+                <w:b/>
+                <w:bCs/>
+                <w:sz w:val="22"/>
+                <w:szCs w:val="22"/>
+              </w:rPr>
+              <w:t xml:space="preserve">Что сделано</w:t>
+            </w:r>
+          </w:p>
+        </w:tc>
+      </w:tr>
+      <w:tr>
+        <w:trPr>
+          <w:cantSplit/>
+        </w:trPr>
+        <w:tc>
+          <w:tcPr>
+            <w:tcW w:type="dxa" w:w="2551"/>
+            <w:tcBorders>
+              <w:top w:val="single" w:color="9AA3B2" w:sz="4"/>
+              <w:left w:val="single" w:color="9AA3B2" w:sz="4"/>
+              <w:bottom w:val="single" w:color="9AA3B2" w:sz="4"/>
+              <w:right w:val="single" w:color="9AA3B2" w:sz="4"/>
+            </w:tcBorders>
+            <w:tcMar>
+              <w:top w:type="dxa" w:w="50"/>
+              <w:left w:type="dxa" w:w="90"/>
+              <w:bottom w:type="dxa" w:w="50"/>
+              <w:right w:type="dxa" w:w="90"/>
+            </w:tcMar>
+          </w:tcPr>
+          <w:p>
+            <w:pPr>
+              <w:spacing w:after="0" w:line="252"/>
+            </w:pPr>
+            <w:r>
+              <w:rPr>
+                <w:sz w:val="22"/>
+                <w:szCs w:val="22"/>
+              </w:rPr>
+              <w:t xml:space="preserve">Google Cloud</w:t>
+            </w:r>
+          </w:p>
+        </w:tc>
+        <w:tc>
+          <w:tcPr>
+            <w:tcW w:type="dxa" w:w="6803"/>
+            <w:tcBorders>
+              <w:top w:val="single" w:color="9AA3B2" w:sz="4"/>
+              <w:left w:val="single" w:color="9AA3B2" w:sz="4"/>
+              <w:bottom w:val="single" w:color="9AA3B2" w:sz="4"/>
+              <w:right w:val="single" w:color="9AA3B2" w:sz="4"/>
+            </w:tcBorders>
+            <w:tcMar>
+              <w:top w:type="dxa" w:w="50"/>
+              <w:left w:type="dxa" w:w="90"/>
+              <w:bottom w:type="dxa" w:w="50"/>
+              <w:right w:type="dxa" w:w="90"/>
+            </w:tcMar>
+          </w:tcPr>
+          <w:p>
+            <w:pPr>
+              <w:spacing w:after="0" w:line="252"/>
+            </w:pPr>
+            <w:r>
+              <w:rPr>
+                <w:sz w:val="22"/>
+                <w:szCs w:val="22"/>
+              </w:rPr>
+              <w:t xml:space="preserve">проект </w:t>
+            </w:r>
+            <w:r>
+              <w:rPr>
+                <w:rFonts w:ascii="Consolas" w:cs="Consolas" w:eastAsia="Consolas" w:hAnsi="Consolas"/>
+                <w:sz w:val="19"/>
+                <w:szCs w:val="19"/>
+              </w:rPr>
+              <w:t xml:space="preserve">poravnu</w:t>
+            </w:r>
+            <w:r>
+              <w:rPr>
+                <w:sz w:val="22"/>
+                <w:szCs w:val="22"/>
+              </w:rPr>
+              <w:t xml:space="preserve">; экран согласия (External); домашняя страница и политика конфиденциальности; домены </w:t>
+            </w:r>
+            <w:r>
+              <w:rPr>
+                <w:rFonts w:ascii="Consolas" w:cs="Consolas" w:eastAsia="Consolas" w:hAnsi="Consolas"/>
+                <w:sz w:val="19"/>
+                <w:szCs w:val="19"/>
+              </w:rPr>
+              <w:t xml:space="preserve">poravnu.vercel.app</w:t>
+            </w:r>
+            <w:r>
+              <w:rPr>
+                <w:sz w:val="22"/>
+                <w:szCs w:val="22"/>
+              </w:rPr>
+              <w:t xml:space="preserve"> и Supabase</w:t>
+            </w:r>
+          </w:p>
+        </w:tc>
+      </w:tr>
+      <w:tr>
+        <w:trPr>
+          <w:cantSplit/>
+        </w:trPr>
+        <w:tc>
+          <w:tcPr>
+            <w:tcW w:type="dxa" w:w="2551"/>
+            <w:tcBorders>
+              <w:top w:val="single" w:color="9AA3B2" w:sz="4"/>
+              <w:left w:val="single" w:color="9AA3B2" w:sz="4"/>
+              <w:bottom w:val="single" w:color="9AA3B2" w:sz="4"/>
+              <w:right w:val="single" w:color="9AA3B2" w:sz="4"/>
+            </w:tcBorders>
+            <w:tcMar>
+              <w:top w:type="dxa" w:w="50"/>
+              <w:left w:type="dxa" w:w="90"/>
+              <w:bottom w:type="dxa" w:w="50"/>
+              <w:right w:type="dxa" w:w="90"/>
+            </w:tcMar>
+          </w:tcPr>
+          <w:p>
+            <w:pPr>
+              <w:spacing w:after="0" w:line="252"/>
+            </w:pPr>
+            <w:r>
+              <w:rPr>
+                <w:sz w:val="22"/>
+                <w:szCs w:val="22"/>
+              </w:rPr>
+              <w:t xml:space="preserve">Google Cloud → Clients</w:t>
+            </w:r>
+          </w:p>
+        </w:tc>
+        <w:tc>
+          <w:tcPr>
+            <w:tcW w:type="dxa" w:w="6803"/>
+            <w:tcBorders>
+              <w:top w:val="single" w:color="9AA3B2" w:sz="4"/>
+              <w:left w:val="single" w:color="9AA3B2" w:sz="4"/>
+              <w:bottom w:val="single" w:color="9AA3B2" w:sz="4"/>
+              <w:right w:val="single" w:color="9AA3B2" w:sz="4"/>
+            </w:tcBorders>
+            <w:tcMar>
+              <w:top w:type="dxa" w:w="50"/>
+              <w:left w:type="dxa" w:w="90"/>
+              <w:bottom w:type="dxa" w:w="50"/>
+              <w:right w:type="dxa" w:w="90"/>
+            </w:tcMar>
+          </w:tcPr>
+          <w:p>
+            <w:pPr>
+              <w:spacing w:after="0" w:line="252"/>
+            </w:pPr>
+            <w:r>
+              <w:rPr>
+                <w:sz w:val="22"/>
+                <w:szCs w:val="22"/>
+              </w:rPr>
+              <w:t xml:space="preserve">Web application; origin </w:t>
+            </w:r>
+            <w:r>
+              <w:rPr>
+                <w:rFonts w:ascii="Consolas" w:cs="Consolas" w:eastAsia="Consolas" w:hAnsi="Consolas"/>
+                <w:sz w:val="19"/>
+                <w:szCs w:val="19"/>
+              </w:rPr>
+              <w:t xml:space="preserve">https://poravnu.vercel.app</w:t>
+            </w:r>
+            <w:r>
+              <w:rPr>
+                <w:sz w:val="22"/>
+                <w:szCs w:val="22"/>
+              </w:rPr>
+              <w:t xml:space="preserve">; redirect URI </w:t>
+            </w:r>
+            <w:r>
+              <w:rPr>
+                <w:rFonts w:ascii="Consolas" w:cs="Consolas" w:eastAsia="Consolas" w:hAnsi="Consolas"/>
+                <w:sz w:val="19"/>
+                <w:szCs w:val="19"/>
+              </w:rPr>
+              <w:t xml:space="preserve">https://…supabase.co/auth/v1/callback</w:t>
+            </w:r>
+          </w:p>
+        </w:tc>
+      </w:tr>
+      <w:tr>
+        <w:trPr>
+          <w:cantSplit/>
+        </w:trPr>
+        <w:tc>
+          <w:tcPr>
+            <w:tcW w:type="dxa" w:w="2551"/>
+            <w:tcBorders>
+              <w:top w:val="single" w:color="9AA3B2" w:sz="4"/>
+              <w:left w:val="single" w:color="9AA3B2" w:sz="4"/>
+              <w:bottom w:val="single" w:color="9AA3B2" w:sz="4"/>
+              <w:right w:val="single" w:color="9AA3B2" w:sz="4"/>
+            </w:tcBorders>
+            <w:tcMar>
+              <w:top w:type="dxa" w:w="50"/>
+              <w:left w:type="dxa" w:w="90"/>
+              <w:bottom w:type="dxa" w:w="50"/>
+              <w:right w:type="dxa" w:w="90"/>
+            </w:tcMar>
+          </w:tcPr>
+          <w:p>
+            <w:pPr>
+              <w:spacing w:after="0" w:line="252"/>
+            </w:pPr>
+            <w:r>
+              <w:rPr>
+                <w:sz w:val="22"/>
+                <w:szCs w:val="22"/>
+              </w:rPr>
+              <w:t xml:space="preserve">Google Cloud → Audience</w:t>
+            </w:r>
+          </w:p>
+        </w:tc>
+        <w:tc>
+          <w:tcPr>
+            <w:tcW w:type="dxa" w:w="6803"/>
+            <w:tcBorders>
+              <w:top w:val="single" w:color="9AA3B2" w:sz="4"/>
+              <w:left w:val="single" w:color="9AA3B2" w:sz="4"/>
+              <w:bottom w:val="single" w:color="9AA3B2" w:sz="4"/>
+              <w:right w:val="single" w:color="9AA3B2" w:sz="4"/>
+            </w:tcBorders>
+            <w:tcMar>
+              <w:top w:type="dxa" w:w="50"/>
+              <w:left w:type="dxa" w:w="90"/>
+              <w:bottom w:type="dxa" w:w="50"/>
+              <w:right w:type="dxa" w:w="90"/>
+            </w:tcMar>
+          </w:tcPr>
+          <w:p>
+            <w:pPr>
+              <w:spacing w:after="0" w:line="252"/>
+            </w:pPr>
+            <w:r>
+              <w:rPr>
+                <w:sz w:val="22"/>
+                <w:szCs w:val="22"/>
+              </w:rPr>
+              <w:t xml:space="preserve">приложение опубликовано (In production) — войти может любой</w:t>
+            </w:r>
+          </w:p>
+        </w:tc>
+      </w:tr>
+      <w:tr>
+        <w:trPr>
+          <w:cantSplit/>
+        </w:trPr>
+        <w:tc>
+          <w:tcPr>
+            <w:tcW w:type="dxa" w:w="2551"/>
+            <w:tcBorders>
+              <w:top w:val="single" w:color="9AA3B2" w:sz="4"/>
+              <w:left w:val="single" w:color="9AA3B2" w:sz="4"/>
+              <w:bottom w:val="single" w:color="9AA3B2" w:sz="4"/>
+              <w:right w:val="single" w:color="9AA3B2" w:sz="4"/>
+            </w:tcBorders>
+            <w:tcMar>
+              <w:top w:type="dxa" w:w="50"/>
+              <w:left w:type="dxa" w:w="90"/>
+              <w:bottom w:type="dxa" w:w="50"/>
+              <w:right w:type="dxa" w:w="90"/>
+            </w:tcMar>
+          </w:tcPr>
+          <w:p>
+            <w:pPr>
+              <w:spacing w:after="0" w:line="252"/>
+            </w:pPr>
+            <w:r>
+              <w:rPr>
+                <w:sz w:val="22"/>
+                <w:szCs w:val="22"/>
+              </w:rPr>
+              <w:t xml:space="preserve">Supabase → Providers</w:t>
+            </w:r>
+          </w:p>
+        </w:tc>
+        <w:tc>
+          <w:tcPr>
+            <w:tcW w:type="dxa" w:w="6803"/>
+            <w:tcBorders>
+              <w:top w:val="single" w:color="9AA3B2" w:sz="4"/>
+              <w:left w:val="single" w:color="9AA3B2" w:sz="4"/>
+              <w:bottom w:val="single" w:color="9AA3B2" w:sz="4"/>
+              <w:right w:val="single" w:color="9AA3B2" w:sz="4"/>
+            </w:tcBorders>
+            <w:tcMar>
+              <w:top w:type="dxa" w:w="50"/>
+              <w:left w:type="dxa" w:w="90"/>
+              <w:bottom w:type="dxa" w:w="50"/>
+              <w:right w:type="dxa" w:w="90"/>
+            </w:tcMar>
+          </w:tcPr>
+          <w:p>
+            <w:pPr>
+              <w:spacing w:after="0" w:line="252"/>
+            </w:pPr>
+            <w:r>
+              <w:rPr>
+                <w:sz w:val="22"/>
+                <w:szCs w:val="22"/>
+              </w:rPr>
+              <w:t xml:space="preserve">Google включён, Client ID и Client Secret</w:t>
+            </w:r>
+          </w:p>
+        </w:tc>
+      </w:tr>
+      <w:tr>
+        <w:trPr>
+          <w:cantSplit/>
+        </w:trPr>
+        <w:tc>
+          <w:tcPr>
+            <w:tcW w:type="dxa" w:w="2551"/>
+            <w:tcBorders>
+              <w:top w:val="single" w:color="9AA3B2" w:sz="4"/>
+              <w:left w:val="single" w:color="9AA3B2" w:sz="4"/>
+              <w:bottom w:val="single" w:color="9AA3B2" w:sz="4"/>
+              <w:right w:val="single" w:color="9AA3B2" w:sz="4"/>
+            </w:tcBorders>
+            <w:tcMar>
+              <w:top w:type="dxa" w:w="50"/>
+              <w:left w:type="dxa" w:w="90"/>
+              <w:bottom w:type="dxa" w:w="50"/>
+              <w:right w:type="dxa" w:w="90"/>
+            </w:tcMar>
+          </w:tcPr>
+          <w:p>
+            <w:pPr>
+              <w:spacing w:after="0" w:line="252"/>
+            </w:pPr>
+            <w:r>
+              <w:rPr>
+                <w:sz w:val="22"/>
+                <w:szCs w:val="22"/>
+              </w:rPr>
+              <w:t xml:space="preserve">Supabase → URL Configuration</w:t>
+            </w:r>
+          </w:p>
+        </w:tc>
+        <w:tc>
+          <w:tcPr>
+            <w:tcW w:type="dxa" w:w="6803"/>
+            <w:tcBorders>
+              <w:top w:val="single" w:color="9AA3B2" w:sz="4"/>
+              <w:left w:val="single" w:color="9AA3B2" w:sz="4"/>
+              <w:bottom w:val="single" w:color="9AA3B2" w:sz="4"/>
+              <w:right w:val="single" w:color="9AA3B2" w:sz="4"/>
+            </w:tcBorders>
+            <w:tcMar>
+              <w:top w:type="dxa" w:w="50"/>
+              <w:left w:type="dxa" w:w="90"/>
+              <w:bottom w:type="dxa" w:w="50"/>
+              <w:right w:type="dxa" w:w="90"/>
+            </w:tcMar>
+          </w:tcPr>
+          <w:p>
+            <w:pPr>
+              <w:spacing w:after="0" w:line="252"/>
+            </w:pPr>
+            <w:r>
+              <w:rPr>
+                <w:sz w:val="22"/>
+                <w:szCs w:val="22"/>
+              </w:rPr>
+              <w:t xml:space="preserve">Site URL и Redirect URLs сайта</w:t>
+            </w:r>
+          </w:p>
+        </w:tc>
+      </w:tr>
+      <w:tr>
+        <w:trPr>
+          <w:cantSplit/>
+        </w:trPr>
+        <w:tc>
+          <w:tcPr>
+            <w:tcW w:type="dxa" w:w="2551"/>
+            <w:tcBorders>
+              <w:top w:val="single" w:color="9AA3B2" w:sz="4"/>
+              <w:left w:val="single" w:color="9AA3B2" w:sz="4"/>
+              <w:bottom w:val="single" w:color="9AA3B2" w:sz="4"/>
+              <w:right w:val="single" w:color="9AA3B2" w:sz="4"/>
+            </w:tcBorders>
+            <w:tcMar>
+              <w:top w:type="dxa" w:w="50"/>
+              <w:left w:type="dxa" w:w="90"/>
+              <w:bottom w:type="dxa" w:w="50"/>
+              <w:right w:type="dxa" w:w="90"/>
+            </w:tcMar>
+          </w:tcPr>
+          <w:p>
+            <w:pPr>
+              <w:spacing w:after="0" w:line="252"/>
+            </w:pPr>
+            <w:r>
+              <w:rPr>
+                <w:sz w:val="22"/>
+                <w:szCs w:val="22"/>
+              </w:rPr>
+              <w:t xml:space="preserve">Код</w:t>
+            </w:r>
+          </w:p>
+        </w:tc>
+        <w:tc>
+          <w:tcPr>
+            <w:tcW w:type="dxa" w:w="6803"/>
+            <w:tcBorders>
+              <w:top w:val="single" w:color="9AA3B2" w:sz="4"/>
+              <w:left w:val="single" w:color="9AA3B2" w:sz="4"/>
+              <w:bottom w:val="single" w:color="9AA3B2" w:sz="4"/>
+              <w:right w:val="single" w:color="9AA3B2" w:sz="4"/>
+            </w:tcBorders>
+            <w:tcMar>
+              <w:top w:type="dxa" w:w="50"/>
+              <w:left w:type="dxa" w:w="90"/>
+              <w:bottom w:type="dxa" w:w="50"/>
+              <w:right w:type="dxa" w:w="90"/>
+            </w:tcMar>
+          </w:tcPr>
+          <w:p>
+            <w:pPr>
+              <w:spacing w:after="0" w:line="252"/>
+            </w:pPr>
+            <w:r>
+              <w:rPr>
+                <w:sz w:val="22"/>
+                <w:szCs w:val="22"/>
+              </w:rPr>
+              <w:t xml:space="preserve">кнопка появляется сама по настройкам </w:t>
+            </w:r>
+            <w:r>
+              <w:rPr>
+                <w:rFonts w:ascii="Consolas" w:cs="Consolas" w:eastAsia="Consolas" w:hAnsi="Consolas"/>
+                <w:sz w:val="19"/>
+                <w:szCs w:val="19"/>
+              </w:rPr>
+              <w:t xml:space="preserve">/auth/v1/settings</w:t>
+            </w:r>
+            <w:r>
+              <w:rPr>
+                <w:sz w:val="22"/>
+                <w:szCs w:val="22"/>
+              </w:rPr>
+              <w:t xml:space="preserve">; страница возврата </w:t>
+            </w:r>
+            <w:r>
+              <w:rPr>
+                <w:rFonts w:ascii="Consolas" w:cs="Consolas" w:eastAsia="Consolas" w:hAnsi="Consolas"/>
+                <w:sz w:val="19"/>
+                <w:szCs w:val="19"/>
+              </w:rPr>
+              <w:t xml:space="preserve">/auth/callback</w:t>
+            </w:r>
+            <w:r>
+              <w:rPr>
+                <w:sz w:val="22"/>
+                <w:szCs w:val="22"/>
+              </w:rPr>
+              <w:t xml:space="preserve">; </w:t>
+            </w:r>
+            <w:r>
+              <w:rPr>
+                <w:rFonts w:ascii="Consolas" w:cs="Consolas" w:eastAsia="Consolas" w:hAnsi="Consolas"/>
+                <w:sz w:val="19"/>
+                <w:szCs w:val="19"/>
+              </w:rPr>
+              <w:t xml:space="preserve">safeNext</w:t>
+            </w:r>
+            <w:r>
+              <w:rPr>
+                <w:sz w:val="22"/>
+                <w:szCs w:val="22"/>
+              </w:rPr>
+              <w:t xml:space="preserve"> для адреса возврата</w:t>
+            </w:r>
+          </w:p>
+        </w:tc>
+      </w:tr>
+    </w:tbl>
+    <w:p>
+      <w:pPr>
+        <w:spacing w:after="160"/>
+      </w:pPr>
+    </w:p>
+    <w:p>
+      <w:pPr>
+        <w:spacing w:after="120" w:line="300"/>
+        <w:ind w:firstLine="709"/>
+        <w:jc w:val="both"/>
+      </w:pPr>
+      <w:r>
+        <w:t xml:space="preserve">Публикация в Google сначала была недоступна: требовалась ссылка на политику конфиденциальности, которой на сайте не было. Агент сделал страницу </w:t>
+      </w:r>
+      <w:r>
+        <w:rPr>
+          <w:rFonts w:ascii="Consolas" w:cs="Consolas" w:eastAsia="Consolas" w:hAnsi="Consolas"/>
+          <w:sz w:val="23"/>
+          <w:szCs w:val="23"/>
+        </w:rPr>
+        <w:t xml:space="preserve">/privacy</w:t>
+      </w:r>
+      <w:r>
+        <w:t xml:space="preserve"> — она описывает, какие данные хранятся и куда передаются, и одновременно закрывает требование 152-ФЗ.</w:t>
       </w:r>
     </w:p>
     <w:p>
@@ -7187,7 +7187,7 @@
       <w:r>
         <w:drawing>
           <wp:inline distT="0" distB="0" distL="0" distR="0">
-            <wp:extent cx="5905500" cy="2524125"/>
+            <wp:extent cx="5905500" cy="2667000"/>
             <wp:effectExtent t="0" r="0" b="0" l="0"/>
             <wp:docPr id="1" name="" descr="" title=""/>
             <wp:cNvGraphicFramePr>
@@ -7212,6 +7212,130 @@
                   <pic:spPr bwMode="auto">
                     <a:xfrm>
                       <a:off x="0" y="0"/>
+                      <a:ext cx="5905500" cy="2667000"/>
+                    </a:xfrm>
+                    <a:prstGeom prst="rect">
+                      <a:avLst/>
+                    </a:prstGeom>
+                  </pic:spPr>
+                </pic:pic>
+              </a:graphicData>
+            </a:graphic>
+          </wp:inline>
+        </w:drawing>
+      </w:r>
+    </w:p>
+    <w:p>
+      <w:pPr>
+        <w:spacing w:after="200"/>
+        <w:jc w:val="center"/>
+      </w:pPr>
+      <w:r>
+        <w:rPr>
+          <w:i/>
+          <w:iCs/>
+          <w:sz w:val="24"/>
+          <w:szCs w:val="24"/>
+        </w:rPr>
+        <w:t xml:space="preserve">Рисунок 5 — Страница входа с кнопкой «Войти через Google»</w:t>
+      </w:r>
+    </w:p>
+    <w:p>
+      <w:pPr>
+        <w:keepNext/>
+        <w:spacing w:after="60" w:before="120"/>
+        <w:jc w:val="center"/>
+      </w:pPr>
+      <w:r>
+        <w:drawing>
+          <wp:inline distT="0" distB="0" distL="0" distR="0">
+            <wp:extent cx="5905500" cy="2733675"/>
+            <wp:effectExtent t="0" r="0" b="0" l="0"/>
+            <wp:docPr id="1" name="" descr="" title=""/>
+            <wp:cNvGraphicFramePr>
+              <a:graphicFrameLocks xmlns:a="http://schemas.openxmlformats.org/drawingml/2006/main" noChangeAspect="1"/>
+            </wp:cNvGraphicFramePr>
+            <a:graphic xmlns:a="http://schemas.openxmlformats.org/drawingml/2006/main">
+              <a:graphicData uri="http://schemas.openxmlformats.org/drawingml/2006/picture">
+                <pic:pic xmlns:pic="http://schemas.openxmlformats.org/drawingml/2006/picture">
+                  <pic:nvPicPr>
+                    <pic:cNvPr id="0" name="" descr=""/>
+                    <pic:cNvPicPr>
+                      <a:picLocks noChangeAspect="1" noChangeArrowheads="1"/>
+                    </pic:cNvPicPr>
+                  </pic:nvPicPr>
+                  <pic:blipFill>
+                    <a:blip r:embed="rId14" cstate="none"/>
+                    <a:srcRect/>
+                    <a:stretch>
+                      <a:fillRect/>
+                    </a:stretch>
+                  </pic:blipFill>
+                  <pic:spPr bwMode="auto">
+                    <a:xfrm>
+                      <a:off x="0" y="0"/>
+                      <a:ext cx="5905500" cy="2733675"/>
+                    </a:xfrm>
+                    <a:prstGeom prst="rect">
+                      <a:avLst/>
+                    </a:prstGeom>
+                  </pic:spPr>
+                </pic:pic>
+              </a:graphicData>
+            </a:graphic>
+          </wp:inline>
+        </w:drawing>
+      </w:r>
+    </w:p>
+    <w:p>
+      <w:pPr>
+        <w:spacing w:after="200"/>
+        <w:jc w:val="center"/>
+      </w:pPr>
+      <w:r>
+        <w:rPr>
+          <w:i/>
+          <w:iCs/>
+          <w:sz w:val="24"/>
+          <w:szCs w:val="24"/>
+        </w:rPr>
+        <w:t xml:space="preserve">Рисунок 6 — После входа через Google: имя пользователя из Google-аккаунта в шапке, страница политики</w:t>
+      </w:r>
+    </w:p>
+    <w:p>
+      <w:pPr>
+        <w:keepNext/>
+        <w:spacing w:after="60" w:before="120"/>
+        <w:jc w:val="center"/>
+      </w:pPr>
+      <w:r>
+        <w:drawing>
+          <wp:inline distT="0" distB="0" distL="0" distR="0">
+            <wp:extent cx="5905500" cy="2524125"/>
+            <wp:effectExtent t="0" r="0" b="0" l="0"/>
+            <wp:docPr id="1" name="" descr="" title=""/>
+            <wp:cNvGraphicFramePr>
+              <a:graphicFrameLocks xmlns:a="http://schemas.openxmlformats.org/drawingml/2006/main" noChangeAspect="1"/>
+            </wp:cNvGraphicFramePr>
+            <a:graphic xmlns:a="http://schemas.openxmlformats.org/drawingml/2006/main">
+              <a:graphicData uri="http://schemas.openxmlformats.org/drawingml/2006/picture">
+                <pic:pic xmlns:pic="http://schemas.openxmlformats.org/drawingml/2006/picture">
+                  <pic:nvPicPr>
+                    <pic:cNvPr id="0" name="" descr=""/>
+                    <pic:cNvPicPr>
+                      <a:picLocks noChangeAspect="1" noChangeArrowheads="1"/>
+                    </pic:cNvPicPr>
+                  </pic:nvPicPr>
+                  <pic:blipFill>
+                    <a:blip r:embed="rId15" cstate="none"/>
+                    <a:srcRect/>
+                    <a:stretch>
+                      <a:fillRect/>
+                    </a:stretch>
+                  </pic:blipFill>
+                  <pic:spPr bwMode="auto">
+                    <a:xfrm>
+                      <a:off x="0" y="0"/>
                       <a:ext cx="5905500" cy="2524125"/>
                     </a:xfrm>
                     <a:prstGeom prst="rect">
@@ -7237,7 +7361,7 @@
           <w:sz w:val="24"/>
           <w:szCs w:val="24"/>
         </w:rPr>
-        <w:t xml:space="preserve">Рисунок 5 — OAuth-приложение в Google Cloud опубликовано (In production)</w:t>
+        <w:t xml:space="preserve">Рисунок 7 — OAuth-приложение в Google Cloud опубликовано (In production)</w:t>
       </w:r>
     </w:p>
     <w:p>
@@ -8130,7 +8254,7 @@
                     </pic:cNvPicPr>
                   </pic:nvPicPr>
                   <pic:blipFill>
-                    <a:blip r:embed="rId14" cstate="none"/>
+                    <a:blip r:embed="rId16" cstate="none"/>
                     <a:srcRect/>
                     <a:stretch>
                       <a:fillRect/>
@@ -8164,7 +8288,7 @@
           <w:sz w:val="24"/>
           <w:szCs w:val="24"/>
         </w:rPr>
-        <w:t xml:space="preserve">Рисунок 6 — Цели в Яндекс.Метрике: 7 JavaScript-событий воронки</w:t>
+        <w:t xml:space="preserve">Рисунок 8 — Цели в Яндекс.Метрике: 7 JavaScript-событий воронки</w:t>
       </w:r>
     </w:p>
     <w:p>
@@ -8196,130 +8320,6 @@
       </w:r>
       <w:r>
         <w:t xml:space="preserve"> и визиты на счётчик со статусом 200, в консоли — «Yandex.Metrika counter is initialized» и ни одной ошибки CSP.</w:t>
-      </w:r>
-    </w:p>
-    <w:p>
-      <w:pPr>
-        <w:keepNext/>
-        <w:spacing w:after="60" w:before="120"/>
-        <w:jc w:val="center"/>
-      </w:pPr>
-      <w:r>
-        <w:drawing>
-          <wp:inline distT="0" distB="0" distL="0" distR="0">
-            <wp:extent cx="5905500" cy="2943225"/>
-            <wp:effectExtent t="0" r="0" b="0" l="0"/>
-            <wp:docPr id="1" name="" descr="" title=""/>
-            <wp:cNvGraphicFramePr>
-              <a:graphicFrameLocks xmlns:a="http://schemas.openxmlformats.org/drawingml/2006/main" noChangeAspect="1"/>
-            </wp:cNvGraphicFramePr>
-            <a:graphic xmlns:a="http://schemas.openxmlformats.org/drawingml/2006/main">
-              <a:graphicData uri="http://schemas.openxmlformats.org/drawingml/2006/picture">
-                <pic:pic xmlns:pic="http://schemas.openxmlformats.org/drawingml/2006/picture">
-                  <pic:nvPicPr>
-                    <pic:cNvPr id="0" name="" descr=""/>
-                    <pic:cNvPicPr>
-                      <a:picLocks noChangeAspect="1" noChangeArrowheads="1"/>
-                    </pic:cNvPicPr>
-                  </pic:nvPicPr>
-                  <pic:blipFill>
-                    <a:blip r:embed="rId15" cstate="none"/>
-                    <a:srcRect/>
-                    <a:stretch>
-                      <a:fillRect/>
-                    </a:stretch>
-                  </pic:blipFill>
-                  <pic:spPr bwMode="auto">
-                    <a:xfrm>
-                      <a:off x="0" y="0"/>
-                      <a:ext cx="5905500" cy="2943225"/>
-                    </a:xfrm>
-                    <a:prstGeom prst="rect">
-                      <a:avLst/>
-                    </a:prstGeom>
-                  </pic:spPr>
-                </pic:pic>
-              </a:graphicData>
-            </a:graphic>
-          </wp:inline>
-        </w:drawing>
-      </w:r>
-    </w:p>
-    <w:p>
-      <w:pPr>
-        <w:spacing w:after="200"/>
-        <w:jc w:val="center"/>
-      </w:pPr>
-      <w:r>
-        <w:rPr>
-          <w:i/>
-          <w:iCs/>
-          <w:sz w:val="24"/>
-          <w:szCs w:val="24"/>
-        </w:rPr>
-        <w:t xml:space="preserve">Рисунок 7 — Баннер согласия на статистику</w:t>
-      </w:r>
-    </w:p>
-    <w:p>
-      <w:pPr>
-        <w:keepNext/>
-        <w:spacing w:after="60" w:before="120"/>
-        <w:jc w:val="center"/>
-      </w:pPr>
-      <w:r>
-        <w:drawing>
-          <wp:inline distT="0" distB="0" distL="0" distR="0">
-            <wp:extent cx="5905500" cy="2943225"/>
-            <wp:effectExtent t="0" r="0" b="0" l="0"/>
-            <wp:docPr id="1" name="" descr="" title=""/>
-            <wp:cNvGraphicFramePr>
-              <a:graphicFrameLocks xmlns:a="http://schemas.openxmlformats.org/drawingml/2006/main" noChangeAspect="1"/>
-            </wp:cNvGraphicFramePr>
-            <a:graphic xmlns:a="http://schemas.openxmlformats.org/drawingml/2006/main">
-              <a:graphicData uri="http://schemas.openxmlformats.org/drawingml/2006/picture">
-                <pic:pic xmlns:pic="http://schemas.openxmlformats.org/drawingml/2006/picture">
-                  <pic:nvPicPr>
-                    <pic:cNvPr id="0" name="" descr=""/>
-                    <pic:cNvPicPr>
-                      <a:picLocks noChangeAspect="1" noChangeArrowheads="1"/>
-                    </pic:cNvPicPr>
-                  </pic:nvPicPr>
-                  <pic:blipFill>
-                    <a:blip r:embed="rId16" cstate="none"/>
-                    <a:srcRect/>
-                    <a:stretch>
-                      <a:fillRect/>
-                    </a:stretch>
-                  </pic:blipFill>
-                  <pic:spPr bwMode="auto">
-                    <a:xfrm>
-                      <a:off x="0" y="0"/>
-                      <a:ext cx="5905500" cy="2943225"/>
-                    </a:xfrm>
-                    <a:prstGeom prst="rect">
-                      <a:avLst/>
-                    </a:prstGeom>
-                  </pic:spPr>
-                </pic:pic>
-              </a:graphicData>
-            </a:graphic>
-          </wp:inline>
-        </w:drawing>
-      </w:r>
-    </w:p>
-    <w:p>
-      <w:pPr>
-        <w:spacing w:after="200"/>
-        <w:jc w:val="center"/>
-      </w:pPr>
-      <w:r>
-        <w:rPr>
-          <w:i/>
-          <w:iCs/>
-          <w:sz w:val="24"/>
-          <w:szCs w:val="24"/>
-        </w:rPr>
-        <w:t xml:space="preserve">Рисунок 8 — До согласия: в Network только файлы сайта и запросы к Supabase</w:t>
       </w:r>
     </w:p>
     <w:p>
@@ -8381,7 +8381,7 @@
           <w:sz w:val="24"/>
           <w:szCs w:val="24"/>
         </w:rPr>
-        <w:t xml:space="preserve">Рисунок 9 — После «Разрешить»: визиты на счётчик 113655788 со статусом 200</w:t>
+        <w:t xml:space="preserve">Рисунок 9 — Баннер согласия на статистику</w:t>
       </w:r>
     </w:p>
     <w:p>
@@ -8443,7 +8443,131 @@
           <w:sz w:val="24"/>
           <w:szCs w:val="24"/>
         </w:rPr>
-        <w:t xml:space="preserve">Рисунок 10 — Консоль: счётчик инициализирован, ошибок CSP нет</w:t>
+        <w:t xml:space="preserve">Рисунок 10 — До согласия: в Network только файлы сайта и запросы к Supabase</w:t>
+      </w:r>
+    </w:p>
+    <w:p>
+      <w:pPr>
+        <w:keepNext/>
+        <w:spacing w:after="60" w:before="120"/>
+        <w:jc w:val="center"/>
+      </w:pPr>
+      <w:r>
+        <w:drawing>
+          <wp:inline distT="0" distB="0" distL="0" distR="0">
+            <wp:extent cx="5905500" cy="2943225"/>
+            <wp:effectExtent t="0" r="0" b="0" l="0"/>
+            <wp:docPr id="1" name="" descr="" title=""/>
+            <wp:cNvGraphicFramePr>
+              <a:graphicFrameLocks xmlns:a="http://schemas.openxmlformats.org/drawingml/2006/main" noChangeAspect="1"/>
+            </wp:cNvGraphicFramePr>
+            <a:graphic xmlns:a="http://schemas.openxmlformats.org/drawingml/2006/main">
+              <a:graphicData uri="http://schemas.openxmlformats.org/drawingml/2006/picture">
+                <pic:pic xmlns:pic="http://schemas.openxmlformats.org/drawingml/2006/picture">
+                  <pic:nvPicPr>
+                    <pic:cNvPr id="0" name="" descr=""/>
+                    <pic:cNvPicPr>
+                      <a:picLocks noChangeAspect="1" noChangeArrowheads="1"/>
+                    </pic:cNvPicPr>
+                  </pic:nvPicPr>
+                  <pic:blipFill>
+                    <a:blip r:embed="rId19" cstate="none"/>
+                    <a:srcRect/>
+                    <a:stretch>
+                      <a:fillRect/>
+                    </a:stretch>
+                  </pic:blipFill>
+                  <pic:spPr bwMode="auto">
+                    <a:xfrm>
+                      <a:off x="0" y="0"/>
+                      <a:ext cx="5905500" cy="2943225"/>
+                    </a:xfrm>
+                    <a:prstGeom prst="rect">
+                      <a:avLst/>
+                    </a:prstGeom>
+                  </pic:spPr>
+                </pic:pic>
+              </a:graphicData>
+            </a:graphic>
+          </wp:inline>
+        </w:drawing>
+      </w:r>
+    </w:p>
+    <w:p>
+      <w:pPr>
+        <w:spacing w:after="200"/>
+        <w:jc w:val="center"/>
+      </w:pPr>
+      <w:r>
+        <w:rPr>
+          <w:i/>
+          <w:iCs/>
+          <w:sz w:val="24"/>
+          <w:szCs w:val="24"/>
+        </w:rPr>
+        <w:t xml:space="preserve">Рисунок 11 — После «Разрешить»: визиты на счётчик 113655788 со статусом 200</w:t>
+      </w:r>
+    </w:p>
+    <w:p>
+      <w:pPr>
+        <w:keepNext/>
+        <w:spacing w:after="60" w:before="120"/>
+        <w:jc w:val="center"/>
+      </w:pPr>
+      <w:r>
+        <w:drawing>
+          <wp:inline distT="0" distB="0" distL="0" distR="0">
+            <wp:extent cx="5905500" cy="2943225"/>
+            <wp:effectExtent t="0" r="0" b="0" l="0"/>
+            <wp:docPr id="1" name="" descr="" title=""/>
+            <wp:cNvGraphicFramePr>
+              <a:graphicFrameLocks xmlns:a="http://schemas.openxmlformats.org/drawingml/2006/main" noChangeAspect="1"/>
+            </wp:cNvGraphicFramePr>
+            <a:graphic xmlns:a="http://schemas.openxmlformats.org/drawingml/2006/main">
+              <a:graphicData uri="http://schemas.openxmlformats.org/drawingml/2006/picture">
+                <pic:pic xmlns:pic="http://schemas.openxmlformats.org/drawingml/2006/picture">
+                  <pic:nvPicPr>
+                    <pic:cNvPr id="0" name="" descr=""/>
+                    <pic:cNvPicPr>
+                      <a:picLocks noChangeAspect="1" noChangeArrowheads="1"/>
+                    </pic:cNvPicPr>
+                  </pic:nvPicPr>
+                  <pic:blipFill>
+                    <a:blip r:embed="rId20" cstate="none"/>
+                    <a:srcRect/>
+                    <a:stretch>
+                      <a:fillRect/>
+                    </a:stretch>
+                  </pic:blipFill>
+                  <pic:spPr bwMode="auto">
+                    <a:xfrm>
+                      <a:off x="0" y="0"/>
+                      <a:ext cx="5905500" cy="2943225"/>
+                    </a:xfrm>
+                    <a:prstGeom prst="rect">
+                      <a:avLst/>
+                    </a:prstGeom>
+                  </pic:spPr>
+                </pic:pic>
+              </a:graphicData>
+            </a:graphic>
+          </wp:inline>
+        </w:drawing>
+      </w:r>
+    </w:p>
+    <w:p>
+      <w:pPr>
+        <w:spacing w:after="200"/>
+        <w:jc w:val="center"/>
+      </w:pPr>
+      <w:r>
+        <w:rPr>
+          <w:i/>
+          <w:iCs/>
+          <w:sz w:val="24"/>
+          <w:szCs w:val="24"/>
+        </w:rPr>
+        <w:t xml:space="preserve">Рисунок 12 — Консоль: счётчик инициализирован, ошибок CSP нет</w:t>
       </w:r>
     </w:p>
     <w:p>
@@ -9182,7 +9306,7 @@
                     </pic:cNvPicPr>
                   </pic:nvPicPr>
                   <pic:blipFill>
-                    <a:blip r:embed="rId19" cstate="none"/>
+                    <a:blip r:embed="rId21" cstate="none"/>
                     <a:srcRect/>
                     <a:stretch>
                       <a:fillRect/>
@@ -9216,7 +9340,7 @@
           <w:sz w:val="24"/>
           <w:szCs w:val="24"/>
         </w:rPr>
-        <w:t xml:space="preserve">Рисунок 11 — UptimeRobot: монитор «ПоРовну health» — Up, 100 % за сутки, проверка каждые 5 минут</w:t>
+        <w:t xml:space="preserve">Рисунок 13 — UptimeRobot: монитор «ПоРовну health» — Up, 100 % за сутки, проверка каждые 5 минут</w:t>
       </w:r>
     </w:p>
     <w:p>

--- a/ДЗ6/ДЗ6_отчёт.docx
+++ b/ДЗ6/ДЗ6_отчёт.docx
@@ -170,7 +170,7 @@
           <w:sz w:val="28"/>
           <w:szCs w:val="28"/>
         </w:rPr>
-        <w:t xml:space="preserve"> Тутубалин</w:t>
+        <w:t xml:space="preserve"> Мокшин В. В.</w:t>
       </w:r>
     </w:p>
     <w:p>
